--- a/valencia/UD00/UD00 - Activitat avaluable 02 (Semipresencial).docx
+++ b/valencia/UD00/UD00 - Activitat avaluable 02 (Semipresencial).docx
@@ -80,12 +80,12 @@
             <wp:extent cx="6120000" cy="723900"/>
             <wp:effectExtent b="0" l="0" r="0" t="0"/>
             <wp:wrapSquare wrapText="bothSides" distB="114300" distT="114300" distL="114300" distR="114300"/>
-            <wp:docPr id="2" name="image3.png"/>
+            <wp:docPr id="3" name="image2.png"/>
             <a:graphic>
               <a:graphicData uri="http://schemas.openxmlformats.org/drawingml/2006/picture">
                 <pic:pic>
                   <pic:nvPicPr>
-                    <pic:cNvPr id="0" name="image3.png"/>
+                    <pic:cNvPr id="0" name="image2.png"/>
                     <pic:cNvPicPr preferRelativeResize="0"/>
                   </pic:nvPicPr>
                   <pic:blipFill>
@@ -120,7 +120,7 @@
           <wp:inline distB="114300" distT="114300" distL="114300" distR="114300">
             <wp:extent cx="447675" cy="57150"/>
             <wp:effectExtent b="0" l="0" r="0" t="0"/>
-            <wp:docPr descr="short line" id="3" name="image4.png"/>
+            <wp:docPr descr="short line" id="4" name="image4.png"/>
             <a:graphic>
               <a:graphicData uri="http://schemas.openxmlformats.org/drawingml/2006/picture">
                 <pic:pic>
@@ -335,96 +335,27 @@
           <w:szCs w:val="32"/>
           <w:rtl w:val="0"/>
         </w:rPr>
-        <w:t xml:space="preserve">Actualitzat Setembre 2025</w:t>
-      </w:r>
-    </w:p>
-    <w:p>
-      <w:pPr>
-        <w:pageBreakBefore w:val="0"/>
-        <w:widowControl w:val="1"/>
-        <w:spacing w:after="0" w:before="200" w:line="300" w:lineRule="auto"/>
-        <w:rPr>
-          <w:color w:val="336633"/>
-          <w:sz w:val="28"/>
-          <w:szCs w:val="28"/>
-        </w:rPr>
-      </w:pPr>
-      <w:r>
-        <w:rPr>
-          <w:color w:val="336633"/>
-          <w:sz w:val="28"/>
-          <w:szCs w:val="28"/>
-          <w:rtl w:val="0"/>
-        </w:rPr>
-        <w:t xml:space="preserve">Llicència</w:t>
-      </w:r>
-    </w:p>
-    <w:p>
-      <w:pPr>
-        <w:pageBreakBefore w:val="0"/>
-        <w:ind w:left="395" w:right="404" w:firstLine="0"/>
-        <w:rPr>
-          <w:rFonts w:ascii="Verdana" w:cs="Verdana" w:eastAsia="Verdana" w:hAnsi="Verdana"/>
-          <w:b w:val="1"/>
-          <w:sz w:val="20"/>
-          <w:szCs w:val="20"/>
-        </w:rPr>
-      </w:pPr>
-      <w:r>
-        <w:rPr>
-          <w:rtl w:val="0"/>
-        </w:rPr>
-      </w:r>
-    </w:p>
-    <w:p>
-      <w:pPr>
-        <w:pageBreakBefore w:val="0"/>
-        <w:ind w:left="395" w:right="404" w:firstLine="0"/>
-        <w:rPr/>
-      </w:pPr>
-      <w:r>
-        <w:rPr>
-          <w:rFonts w:ascii="Verdana" w:cs="Verdana" w:eastAsia="Verdana" w:hAnsi="Verdana"/>
-          <w:b w:val="1"/>
-          <w:sz w:val="20"/>
-          <w:szCs w:val="20"/>
-          <w:rtl w:val="0"/>
-        </w:rPr>
-        <w:t xml:space="preserve">Reconeixement - No comercial - CompartirIgual </w:t>
-      </w:r>
-      <w:r>
-        <w:rPr>
-          <w:rFonts w:ascii="Verdana" w:cs="Verdana" w:eastAsia="Verdana" w:hAnsi="Verdana"/>
-          <w:sz w:val="20"/>
-          <w:szCs w:val="20"/>
-          <w:rtl w:val="0"/>
-        </w:rPr>
-        <w:t xml:space="preserve">(BY-NC-SA): No es permet un ús comercial de l'obra original ni de les possibles obres derivades, la distribució de les quals s'ha de fer amb una llicència igual a la que regula l'obra original.</w:t>
-      </w:r>
-      <w:r>
-        <w:rPr>
-          <w:rtl w:val="0"/>
-        </w:rPr>
+        <w:t xml:space="preserve">Actualitzat Setembre 2025 </w:t>
       </w:r>
       <w:r>
         <w:drawing>
           <wp:anchor allowOverlap="1" behindDoc="0" distB="57150" distT="57150" distL="57150" distR="57150" hidden="0" layoutInCell="1" locked="0" relativeHeight="0" simplePos="0">
             <wp:simplePos x="0" y="0"/>
             <wp:positionH relativeFrom="column">
-              <wp:posOffset>219075</wp:posOffset>
+              <wp:posOffset>2494355</wp:posOffset>
             </wp:positionH>
             <wp:positionV relativeFrom="paragraph">
-              <wp:posOffset>85725</wp:posOffset>
+              <wp:posOffset>184150</wp:posOffset>
             </wp:positionV>
             <wp:extent cx="922564" cy="322898"/>
             <wp:effectExtent b="0" l="0" r="0" t="0"/>
             <wp:wrapSquare wrapText="bothSides" distB="57150" distT="57150" distL="57150" distR="57150"/>
-            <wp:docPr id="1" name="image2.png"/>
+            <wp:docPr id="1" name="image3.png"/>
             <a:graphic>
               <a:graphicData uri="http://schemas.openxmlformats.org/drawingml/2006/picture">
                 <pic:pic>
                   <pic:nvPicPr>
-                    <pic:cNvPr id="0" name="image2.png"/>
+                    <pic:cNvPr id="0" name="image3.png"/>
                     <pic:cNvPicPr preferRelativeResize="0"/>
                   </pic:nvPicPr>
                   <pic:blipFill>
@@ -452,6 +383,117 @@
     <w:p>
       <w:pPr>
         <w:pageBreakBefore w:val="0"/>
+        <w:widowControl w:val="1"/>
+        <w:spacing w:after="0" w:before="200" w:line="300" w:lineRule="auto"/>
+        <w:rPr>
+          <w:color w:val="336633"/>
+          <w:sz w:val="28"/>
+          <w:szCs w:val="28"/>
+        </w:rPr>
+      </w:pPr>
+      <w:r>
+        <w:rPr>
+          <w:color w:val="336633"/>
+          <w:sz w:val="28"/>
+          <w:szCs w:val="28"/>
+          <w:rtl w:val="0"/>
+        </w:rPr>
+        <w:t xml:space="preserve">Llicència</w:t>
+      </w:r>
+    </w:p>
+    <w:p>
+      <w:pPr>
+        <w:pageBreakBefore w:val="0"/>
+        <w:ind w:left="395" w:right="404" w:firstLine="0"/>
+        <w:rPr>
+          <w:rFonts w:ascii="Verdana" w:cs="Verdana" w:eastAsia="Verdana" w:hAnsi="Verdana"/>
+          <w:b w:val="1"/>
+          <w:sz w:val="20"/>
+          <w:szCs w:val="20"/>
+        </w:rPr>
+      </w:pPr>
+      <w:r>
+        <w:rPr>
+          <w:rtl w:val="0"/>
+        </w:rPr>
+      </w:r>
+    </w:p>
+    <w:p>
+      <w:pPr>
+        <w:pageBreakBefore w:val="0"/>
+        <w:ind w:left="395" w:right="404" w:firstLine="0"/>
+        <w:rPr/>
+      </w:pPr>
+      <w:r>
+        <w:rPr>
+          <w:rFonts w:ascii="Verdana" w:cs="Verdana" w:eastAsia="Verdana" w:hAnsi="Verdana"/>
+          <w:b w:val="1"/>
+          <w:sz w:val="20"/>
+          <w:szCs w:val="20"/>
+          <w:rtl w:val="0"/>
+        </w:rPr>
+        <w:t xml:space="preserve">Reconeixement - No comercial - CompartirIgual </w:t>
+      </w:r>
+      <w:r>
+        <w:rPr>
+          <w:rFonts w:ascii="Verdana" w:cs="Verdana" w:eastAsia="Verdana" w:hAnsi="Verdana"/>
+          <w:sz w:val="20"/>
+          <w:szCs w:val="20"/>
+          <w:rtl w:val="0"/>
+        </w:rPr>
+        <w:t xml:space="preserve">(BY-NC-SA): No es permet un ús comercial de l'obra original ni de les possibles obres derivades, la distribució de les quals s'ha de fer amb una llicència igual a la que regula l'obra original.</w:t>
+      </w:r>
+      <w:r>
+        <w:rPr>
+          <w:rtl w:val="0"/>
+        </w:rPr>
+      </w:r>
+      <w:r>
+        <w:drawing>
+          <wp:anchor allowOverlap="1" behindDoc="0" distB="57150" distT="57150" distL="57150" distR="57150" hidden="0" layoutInCell="1" locked="0" relativeHeight="0" simplePos="0">
+            <wp:simplePos x="0" y="0"/>
+            <wp:positionH relativeFrom="column">
+              <wp:posOffset>219075</wp:posOffset>
+            </wp:positionH>
+            <wp:positionV relativeFrom="paragraph">
+              <wp:posOffset>85725</wp:posOffset>
+            </wp:positionV>
+            <wp:extent cx="922564" cy="322898"/>
+            <wp:effectExtent b="0" l="0" r="0" t="0"/>
+            <wp:wrapSquare wrapText="bothSides" distB="57150" distT="57150" distL="57150" distR="57150"/>
+            <wp:docPr id="2" name="image3.png"/>
+            <a:graphic>
+              <a:graphicData uri="http://schemas.openxmlformats.org/drawingml/2006/picture">
+                <pic:pic>
+                  <pic:nvPicPr>
+                    <pic:cNvPr id="0" name="image3.png"/>
+                    <pic:cNvPicPr preferRelativeResize="0"/>
+                  </pic:nvPicPr>
+                  <pic:blipFill>
+                    <a:blip r:embed="rId8"/>
+                    <a:srcRect b="0" l="0" r="0" t="0"/>
+                    <a:stretch>
+                      <a:fillRect/>
+                    </a:stretch>
+                  </pic:blipFill>
+                  <pic:spPr>
+                    <a:xfrm>
+                      <a:off x="0" y="0"/>
+                      <a:ext cx="922564" cy="322898"/>
+                    </a:xfrm>
+                    <a:prstGeom prst="rect"/>
+                    <a:ln/>
+                  </pic:spPr>
+                </pic:pic>
+              </a:graphicData>
+            </a:graphic>
+          </wp:anchor>
+        </w:drawing>
+      </w:r>
+    </w:p>
+    <w:p>
+      <w:pPr>
+        <w:pageBreakBefore w:val="0"/>
         <w:ind w:firstLine="113"/>
         <w:rPr>
           <w:rFonts w:ascii="Verdana" w:cs="Verdana" w:eastAsia="Verdana" w:hAnsi="Verdana"/>
@@ -682,7 +724,7 @@
     </w:p>
     <w:sdt>
       <w:sdtPr>
-        <w:id w:val="-775654093"/>
+        <w:id w:val="1104456667"/>
         <w:docPartObj>
           <w:docPartGallery w:val="Table of Contents"/>
           <w:docPartUnique w:val="1"/>
@@ -7342,11 +7384,19 @@
       </w:pPr>
     </w:pPrDefault>
   </w:docDefaults>
+  <w:style w:type="table" w:styleId="TableNormal" w:default="1">
+    <w:name w:val="TableNormal"/>
+    <w:tblPr>
+      <w:tblCellMar>
+        <w:top w:w="100.0" w:type="dxa"/>
+        <w:left w:w="100.0" w:type="dxa"/>
+        <w:bottom w:w="100.0" w:type="dxa"/>
+        <w:right w:w="100.0" w:type="dxa"/>
+      </w:tblCellMar>
+    </w:tblPr>
+  </w:style>
   <w:style w:type="paragraph" w:styleId="Normal" w:default="1">
     <w:name w:val="normal"/>
-  </w:style>
-  <w:style w:type="table" w:styleId="TableNormal" w:default="1">
-    <w:name w:val="TableNormal"/>
   </w:style>
   <w:style w:type="paragraph" w:styleId="Heading1">
     <w:name w:val="heading 1"/>

--- a/valencia/UD00/UD00 - Activitat avaluable 02 (Semipresencial).docx
+++ b/valencia/UD00/UD00 - Activitat avaluable 02 (Semipresencial).docx
@@ -350,12 +350,12 @@
             <wp:extent cx="922564" cy="322898"/>
             <wp:effectExtent b="0" l="0" r="0" t="0"/>
             <wp:wrapSquare wrapText="bothSides" distB="57150" distT="57150" distL="57150" distR="57150"/>
-            <wp:docPr id="1" name="image3.png"/>
+            <wp:docPr id="1" name="image1.png"/>
             <a:graphic>
               <a:graphicData uri="http://schemas.openxmlformats.org/drawingml/2006/picture">
                 <pic:pic>
                   <pic:nvPicPr>
-                    <pic:cNvPr id="0" name="image3.png"/>
+                    <pic:cNvPr id="0" name="image1.png"/>
                     <pic:cNvPicPr preferRelativeResize="0"/>
                   </pic:nvPicPr>
                   <pic:blipFill>
@@ -461,12 +461,12 @@
             <wp:extent cx="922564" cy="322898"/>
             <wp:effectExtent b="0" l="0" r="0" t="0"/>
             <wp:wrapSquare wrapText="bothSides" distB="57150" distT="57150" distL="57150" distR="57150"/>
-            <wp:docPr id="2" name="image3.png"/>
+            <wp:docPr id="2" name="image1.png"/>
             <a:graphic>
               <a:graphicData uri="http://schemas.openxmlformats.org/drawingml/2006/picture">
                 <pic:pic>
                   <pic:nvPicPr>
-                    <pic:cNvPr id="0" name="image3.png"/>
+                    <pic:cNvPr id="0" name="image1.png"/>
                     <pic:cNvPicPr preferRelativeResize="0"/>
                   </pic:nvPicPr>
                   <pic:blipFill>
@@ -724,7 +724,7 @@
     </w:p>
     <w:sdt>
       <w:sdtPr>
-        <w:id w:val="1104456667"/>
+        <w:id w:val="-1747829870"/>
         <w:docPartObj>
           <w:docPartGallery w:val="Table of Contents"/>
           <w:docPartUnique w:val="1"/>
